--- a/assets/SIKLUS 1 PPLM/RPL regulasi emosi (Pribadi) Soshum (2B) M-2/RPL REGULASI EMOSI.docx
+++ b/assets/SIKLUS 1 PPLM/RPL regulasi emosi (Pribadi) Soshum (2B) M-2/RPL REGULASI EMOSI.docx
@@ -60,7 +60,21 @@
           <w:b/>
           <w:bCs/>
         </w:rPr>
-        <w:t>SEMESTER GENAP TAHUN AJARAN 202</w:t>
+        <w:t xml:space="preserve">SEMESTER </w:t>
+      </w:r>
+      <w:r>
+        <w:rPr>
+          <w:b/>
+          <w:bCs/>
+        </w:rPr>
+        <w:t>1 (GANJIL)</w:t>
+      </w:r>
+      <w:r>
+        <w:rPr>
+          <w:b/>
+          <w:bCs/>
+        </w:rPr>
+        <w:t xml:space="preserve"> TAHUN AJARAN 202</w:t>
       </w:r>
       <w:r>
         <w:rPr>
@@ -437,18 +451,8 @@
                 <w:bCs/>
                 <w:lang w:val="en-US"/>
               </w:rPr>
-              <w:t xml:space="preserve">Tujuan </w:t>
-            </w:r>
-            <w:proofErr w:type="spellStart"/>
-            <w:r>
-              <w:rPr>
-                <w:b/>
-                <w:bCs/>
-                <w:lang w:val="en-US"/>
-              </w:rPr>
-              <w:t>Khusus</w:t>
-            </w:r>
-            <w:proofErr w:type="spellEnd"/>
+              <w:t>Tujuan Khusus</w:t>
+            </w:r>
           </w:p>
         </w:tc>
         <w:tc>
@@ -505,14 +509,12 @@
               </w:rPr>
               <w:t xml:space="preserve">Murid mampu mengenali lima aspek dalam dirinya saat mengalami emosi, yaitu pemicu, pikiran, perasaan, </w:t>
             </w:r>
-            <w:proofErr w:type="spellStart"/>
             <w:r>
               <w:rPr>
                 <w:rFonts w:eastAsia="Times New Roman"/>
               </w:rPr>
               <w:t>respon</w:t>
             </w:r>
-            <w:proofErr w:type="spellEnd"/>
             <w:r>
               <w:rPr>
                 <w:rFonts w:eastAsia="Times New Roman"/>
@@ -545,90 +547,8 @@
                 <w:i/>
                 <w:iCs/>
               </w:rPr>
-              <w:t xml:space="preserve">Stop, </w:t>
-            </w:r>
-            <w:proofErr w:type="spellStart"/>
-            <w:r>
-              <w:rPr>
-                <w:rFonts w:eastAsia="Times New Roman"/>
-                <w:i/>
-                <w:iCs/>
-              </w:rPr>
-              <w:t>Take</w:t>
-            </w:r>
-            <w:proofErr w:type="spellEnd"/>
-            <w:r>
-              <w:rPr>
-                <w:rFonts w:eastAsia="Times New Roman"/>
-                <w:i/>
-                <w:iCs/>
-              </w:rPr>
-              <w:t xml:space="preserve"> a Step </w:t>
-            </w:r>
-            <w:proofErr w:type="spellStart"/>
-            <w:r>
-              <w:rPr>
-                <w:rFonts w:eastAsia="Times New Roman"/>
-                <w:i/>
-                <w:iCs/>
-              </w:rPr>
-              <w:t>Back</w:t>
-            </w:r>
-            <w:proofErr w:type="spellEnd"/>
-            <w:r>
-              <w:rPr>
-                <w:rFonts w:eastAsia="Times New Roman"/>
-                <w:i/>
-                <w:iCs/>
-              </w:rPr>
-              <w:t xml:space="preserve">, </w:t>
-            </w:r>
-            <w:proofErr w:type="spellStart"/>
-            <w:r>
-              <w:rPr>
-                <w:rFonts w:eastAsia="Times New Roman"/>
-                <w:i/>
-                <w:iCs/>
-              </w:rPr>
-              <w:t>Observe</w:t>
-            </w:r>
-            <w:proofErr w:type="spellEnd"/>
-            <w:r>
-              <w:rPr>
-                <w:rFonts w:eastAsia="Times New Roman"/>
-                <w:i/>
-                <w:iCs/>
-              </w:rPr>
-              <w:t xml:space="preserve">, </w:t>
-            </w:r>
-            <w:proofErr w:type="spellStart"/>
-            <w:r>
-              <w:rPr>
-                <w:rFonts w:eastAsia="Times New Roman"/>
-                <w:i/>
-                <w:iCs/>
-              </w:rPr>
-              <w:t>Proceed</w:t>
-            </w:r>
-            <w:proofErr w:type="spellEnd"/>
-            <w:r>
-              <w:rPr>
-                <w:rFonts w:eastAsia="Times New Roman"/>
-                <w:i/>
-                <w:iCs/>
-              </w:rPr>
-              <w:t xml:space="preserve"> </w:t>
-            </w:r>
-            <w:proofErr w:type="spellStart"/>
-            <w:r>
-              <w:rPr>
-                <w:rFonts w:eastAsia="Times New Roman"/>
-                <w:i/>
-                <w:iCs/>
-              </w:rPr>
-              <w:t>Mindfully</w:t>
-            </w:r>
-            <w:proofErr w:type="spellEnd"/>
+              <w:t>Stop, Take a Step Back, Observe, Proceed Mindfully</w:t>
+            </w:r>
             <w:r>
               <w:rPr>
                 <w:rFonts w:eastAsia="Times New Roman"/>
@@ -655,14 +575,12 @@
               </w:rPr>
               <w:t xml:space="preserve">Murid mampu memilih </w:t>
             </w:r>
-            <w:proofErr w:type="spellStart"/>
             <w:r>
               <w:rPr>
                 <w:rFonts w:eastAsia="Times New Roman"/>
               </w:rPr>
               <w:t>respon</w:t>
             </w:r>
-            <w:proofErr w:type="spellEnd"/>
             <w:r>
               <w:rPr>
                 <w:rFonts w:eastAsia="Times New Roman"/>
@@ -723,19 +641,11 @@
                 <w:lang w:val="en-US"/>
               </w:rPr>
             </w:pPr>
-            <w:proofErr w:type="spellStart"/>
             <w:r>
               <w:rPr>
                 <w:lang w:val="en-US"/>
               </w:rPr>
-              <w:t>Kelas</w:t>
-            </w:r>
-            <w:proofErr w:type="spellEnd"/>
-            <w:r>
-              <w:rPr>
-                <w:lang w:val="en-US"/>
-              </w:rPr>
-              <w:t xml:space="preserve"> </w:t>
+              <w:t xml:space="preserve">Kelas </w:t>
             </w:r>
             <w:r>
               <w:rPr>
@@ -812,14 +722,12 @@
               </w:rPr>
               <w:t xml:space="preserve">2. Mengenali “badai emosi” dalam diri (pemicu, pikiran, perasaan, </w:t>
             </w:r>
-            <w:proofErr w:type="spellStart"/>
             <w:r>
               <w:rPr>
                 <w:rFonts w:eastAsia="Times New Roman"/>
               </w:rPr>
               <w:t>respon</w:t>
             </w:r>
-            <w:proofErr w:type="spellEnd"/>
             <w:r>
               <w:rPr>
                 <w:rFonts w:eastAsia="Times New Roman"/>
@@ -844,90 +752,8 @@
                 <w:i/>
                 <w:iCs/>
               </w:rPr>
-              <w:t xml:space="preserve">Stop, </w:t>
-            </w:r>
-            <w:proofErr w:type="spellStart"/>
-            <w:r>
-              <w:rPr>
-                <w:rFonts w:eastAsia="Times New Roman"/>
-                <w:i/>
-                <w:iCs/>
-              </w:rPr>
-              <w:t>Take</w:t>
-            </w:r>
-            <w:proofErr w:type="spellEnd"/>
-            <w:r>
-              <w:rPr>
-                <w:rFonts w:eastAsia="Times New Roman"/>
-                <w:i/>
-                <w:iCs/>
-              </w:rPr>
-              <w:t xml:space="preserve"> a Step </w:t>
-            </w:r>
-            <w:proofErr w:type="spellStart"/>
-            <w:r>
-              <w:rPr>
-                <w:rFonts w:eastAsia="Times New Roman"/>
-                <w:i/>
-                <w:iCs/>
-              </w:rPr>
-              <w:t>Back</w:t>
-            </w:r>
-            <w:proofErr w:type="spellEnd"/>
-            <w:r>
-              <w:rPr>
-                <w:rFonts w:eastAsia="Times New Roman"/>
-                <w:i/>
-                <w:iCs/>
-              </w:rPr>
-              <w:t xml:space="preserve">, </w:t>
-            </w:r>
-            <w:proofErr w:type="spellStart"/>
-            <w:r>
-              <w:rPr>
-                <w:rFonts w:eastAsia="Times New Roman"/>
-                <w:i/>
-                <w:iCs/>
-              </w:rPr>
-              <w:t>Observe</w:t>
-            </w:r>
-            <w:proofErr w:type="spellEnd"/>
-            <w:r>
-              <w:rPr>
-                <w:rFonts w:eastAsia="Times New Roman"/>
-                <w:i/>
-                <w:iCs/>
-              </w:rPr>
-              <w:t xml:space="preserve">, </w:t>
-            </w:r>
-            <w:proofErr w:type="spellStart"/>
-            <w:r>
-              <w:rPr>
-                <w:rFonts w:eastAsia="Times New Roman"/>
-                <w:i/>
-                <w:iCs/>
-              </w:rPr>
-              <w:t>Proceed</w:t>
-            </w:r>
-            <w:proofErr w:type="spellEnd"/>
-            <w:r>
-              <w:rPr>
-                <w:rFonts w:eastAsia="Times New Roman"/>
-                <w:i/>
-                <w:iCs/>
-              </w:rPr>
-              <w:t xml:space="preserve"> </w:t>
-            </w:r>
-            <w:proofErr w:type="spellStart"/>
-            <w:r>
-              <w:rPr>
-                <w:rFonts w:eastAsia="Times New Roman"/>
-                <w:i/>
-                <w:iCs/>
-              </w:rPr>
-              <w:t>Mindfully</w:t>
-            </w:r>
-            <w:proofErr w:type="spellEnd"/>
+              <w:t>Stop, Take a Step Back, Observe, Proceed Mindfully</w:t>
+            </w:r>
             <w:r>
               <w:rPr>
                 <w:rFonts w:eastAsia="Times New Roman"/>
@@ -949,14 +775,12 @@
               </w:rPr>
               <w:t xml:space="preserve">4. Memilih </w:t>
             </w:r>
-            <w:proofErr w:type="spellStart"/>
             <w:r>
               <w:rPr>
                 <w:rFonts w:eastAsia="Times New Roman"/>
               </w:rPr>
               <w:t>respon</w:t>
             </w:r>
-            <w:proofErr w:type="spellEnd"/>
             <w:r>
               <w:rPr>
                 <w:rFonts w:eastAsia="Times New Roman"/>
@@ -1053,7 +877,6 @@
                 <w:bCs/>
               </w:rPr>
             </w:pPr>
-            <w:proofErr w:type="spellStart"/>
             <w:r>
               <w:rPr>
                 <w:b/>
@@ -1062,7 +885,6 @@
               </w:rPr>
               <w:t>Sumber</w:t>
             </w:r>
-            <w:proofErr w:type="spellEnd"/>
           </w:p>
         </w:tc>
         <w:tc>
@@ -1078,310 +900,70 @@
               <w:rPr>
                 <w:rFonts w:eastAsia="Times New Roman"/>
               </w:rPr>
-              <w:t xml:space="preserve">1. </w:t>
-            </w:r>
-            <w:proofErr w:type="spellStart"/>
-            <w:r>
-              <w:rPr>
-                <w:rFonts w:eastAsia="Times New Roman"/>
-              </w:rPr>
-              <w:t>Linehan</w:t>
-            </w:r>
-            <w:proofErr w:type="spellEnd"/>
-            <w:r>
-              <w:rPr>
-                <w:rFonts w:eastAsia="Times New Roman"/>
-              </w:rPr>
-              <w:t xml:space="preserve">, M. M. (2014). DBT </w:t>
-            </w:r>
-            <w:proofErr w:type="spellStart"/>
+              <w:t xml:space="preserve">1. Linehan, M. M. (2014). DBT </w:t>
+            </w:r>
             <w:r>
               <w:rPr>
                 <w:rFonts w:eastAsia="Times New Roman"/>
                 <w:i/>
                 <w:iCs/>
               </w:rPr>
-              <w:t>Skills</w:t>
-            </w:r>
-            <w:proofErr w:type="spellEnd"/>
+              <w:t>Skills Training Manual</w:t>
+            </w:r>
+            <w:r>
+              <w:rPr>
+                <w:rFonts w:eastAsia="Times New Roman"/>
+              </w:rPr>
+              <w:t>. New York: Guilford Press (dasar teknik STOP dari Dialectical Behavior Therapy).</w:t>
+            </w:r>
+          </w:p>
+          <w:p>
+            <w:pPr>
+              <w:spacing w:after="40" w:line="276" w:lineRule="auto"/>
+              <w:ind w:left="260" w:hanging="260"/>
+            </w:pPr>
+            <w:r>
+              <w:rPr>
+                <w:rFonts w:eastAsia="Times New Roman"/>
+              </w:rPr>
+              <w:t xml:space="preserve">2. CASEL – </w:t>
+            </w:r>
             <w:r>
               <w:rPr>
                 <w:rFonts w:eastAsia="Times New Roman"/>
                 <w:i/>
                 <w:iCs/>
               </w:rPr>
-              <w:t xml:space="preserve"> </w:t>
-            </w:r>
-            <w:proofErr w:type="spellStart"/>
+              <w:t>Collaborative for Academic, Social, and Emotional Learning</w:t>
+            </w:r>
+            <w:r>
+              <w:rPr>
+                <w:rFonts w:eastAsia="Times New Roman"/>
+              </w:rPr>
+              <w:t xml:space="preserve"> (kerangka </w:t>
+            </w:r>
             <w:r>
               <w:rPr>
                 <w:rFonts w:eastAsia="Times New Roman"/>
                 <w:i/>
                 <w:iCs/>
               </w:rPr>
-              <w:t>Training</w:t>
-            </w:r>
-            <w:proofErr w:type="spellEnd"/>
+              <w:t>self-awareness</w:t>
+            </w:r>
+            <w:r>
+              <w:rPr>
+                <w:rFonts w:eastAsia="Times New Roman"/>
+              </w:rPr>
+              <w:t xml:space="preserve"> dan </w:t>
+            </w:r>
             <w:r>
               <w:rPr>
                 <w:rFonts w:eastAsia="Times New Roman"/>
                 <w:i/>
                 <w:iCs/>
               </w:rPr>
-              <w:t xml:space="preserve"> Manual</w:t>
-            </w:r>
-            <w:r>
-              <w:rPr>
-                <w:rFonts w:eastAsia="Times New Roman"/>
-              </w:rPr>
-              <w:t xml:space="preserve">. New </w:t>
-            </w:r>
-            <w:proofErr w:type="spellStart"/>
-            <w:r>
-              <w:rPr>
-                <w:rFonts w:eastAsia="Times New Roman"/>
-              </w:rPr>
-              <w:t>York</w:t>
-            </w:r>
-            <w:proofErr w:type="spellEnd"/>
-            <w:r>
-              <w:rPr>
-                <w:rFonts w:eastAsia="Times New Roman"/>
-              </w:rPr>
-              <w:t xml:space="preserve">: </w:t>
-            </w:r>
-            <w:proofErr w:type="spellStart"/>
-            <w:r>
-              <w:rPr>
-                <w:rFonts w:eastAsia="Times New Roman"/>
-              </w:rPr>
-              <w:t>Guilford</w:t>
-            </w:r>
-            <w:proofErr w:type="spellEnd"/>
-            <w:r>
-              <w:rPr>
-                <w:rFonts w:eastAsia="Times New Roman"/>
-              </w:rPr>
-              <w:t xml:space="preserve"> </w:t>
-            </w:r>
-            <w:proofErr w:type="spellStart"/>
-            <w:r>
-              <w:rPr>
-                <w:rFonts w:eastAsia="Times New Roman"/>
-              </w:rPr>
-              <w:t>Press</w:t>
-            </w:r>
-            <w:proofErr w:type="spellEnd"/>
-            <w:r>
-              <w:rPr>
-                <w:rFonts w:eastAsia="Times New Roman"/>
-              </w:rPr>
-              <w:t xml:space="preserve"> (dasar teknik STOP dari </w:t>
-            </w:r>
-            <w:proofErr w:type="spellStart"/>
-            <w:r>
-              <w:rPr>
-                <w:rFonts w:eastAsia="Times New Roman"/>
-              </w:rPr>
-              <w:t>Dialectical</w:t>
-            </w:r>
-            <w:proofErr w:type="spellEnd"/>
-            <w:r>
-              <w:rPr>
-                <w:rFonts w:eastAsia="Times New Roman"/>
-              </w:rPr>
-              <w:t xml:space="preserve"> </w:t>
-            </w:r>
-            <w:proofErr w:type="spellStart"/>
-            <w:r>
-              <w:rPr>
-                <w:rFonts w:eastAsia="Times New Roman"/>
-              </w:rPr>
-              <w:t>Behavior</w:t>
-            </w:r>
-            <w:proofErr w:type="spellEnd"/>
-            <w:r>
-              <w:rPr>
-                <w:rFonts w:eastAsia="Times New Roman"/>
-              </w:rPr>
-              <w:t xml:space="preserve"> </w:t>
-            </w:r>
-            <w:proofErr w:type="spellStart"/>
-            <w:r>
-              <w:rPr>
-                <w:rFonts w:eastAsia="Times New Roman"/>
-              </w:rPr>
-              <w:t>Therapy</w:t>
-            </w:r>
-            <w:proofErr w:type="spellEnd"/>
-            <w:r>
-              <w:rPr>
-                <w:rFonts w:eastAsia="Times New Roman"/>
-              </w:rPr>
-              <w:t>).</w:t>
-            </w:r>
-          </w:p>
-          <w:p>
-            <w:pPr>
-              <w:spacing w:after="40" w:line="276" w:lineRule="auto"/>
-              <w:ind w:left="260" w:hanging="260"/>
-            </w:pPr>
-            <w:r>
-              <w:rPr>
-                <w:rFonts w:eastAsia="Times New Roman"/>
-              </w:rPr>
-              <w:t xml:space="preserve">2. CASEL – </w:t>
-            </w:r>
-            <w:proofErr w:type="spellStart"/>
-            <w:r>
-              <w:rPr>
-                <w:rFonts w:eastAsia="Times New Roman"/>
-                <w:i/>
-                <w:iCs/>
-              </w:rPr>
-              <w:t>Collaborative</w:t>
-            </w:r>
-            <w:proofErr w:type="spellEnd"/>
-            <w:r>
-              <w:rPr>
-                <w:rFonts w:eastAsia="Times New Roman"/>
-                <w:i/>
-                <w:iCs/>
-              </w:rPr>
-              <w:t xml:space="preserve"> </w:t>
-            </w:r>
-            <w:proofErr w:type="spellStart"/>
-            <w:r>
-              <w:rPr>
-                <w:rFonts w:eastAsia="Times New Roman"/>
-                <w:i/>
-                <w:iCs/>
-              </w:rPr>
-              <w:t>for</w:t>
-            </w:r>
-            <w:proofErr w:type="spellEnd"/>
-            <w:r>
-              <w:rPr>
-                <w:rFonts w:eastAsia="Times New Roman"/>
-                <w:i/>
-                <w:iCs/>
-              </w:rPr>
-              <w:t xml:space="preserve"> </w:t>
-            </w:r>
-            <w:proofErr w:type="spellStart"/>
-            <w:r>
-              <w:rPr>
-                <w:rFonts w:eastAsia="Times New Roman"/>
-                <w:i/>
-                <w:iCs/>
-              </w:rPr>
-              <w:t>Academic</w:t>
-            </w:r>
-            <w:proofErr w:type="spellEnd"/>
-            <w:r>
-              <w:rPr>
-                <w:rFonts w:eastAsia="Times New Roman"/>
-                <w:i/>
-                <w:iCs/>
-              </w:rPr>
-              <w:t xml:space="preserve">, </w:t>
-            </w:r>
-            <w:proofErr w:type="spellStart"/>
-            <w:r>
-              <w:rPr>
-                <w:rFonts w:eastAsia="Times New Roman"/>
-                <w:i/>
-                <w:iCs/>
-              </w:rPr>
-              <w:t>Social</w:t>
-            </w:r>
-            <w:proofErr w:type="spellEnd"/>
-            <w:r>
-              <w:rPr>
-                <w:rFonts w:eastAsia="Times New Roman"/>
-                <w:i/>
-                <w:iCs/>
-              </w:rPr>
-              <w:t xml:space="preserve">, </w:t>
-            </w:r>
-            <w:proofErr w:type="spellStart"/>
-            <w:r>
-              <w:rPr>
-                <w:rFonts w:eastAsia="Times New Roman"/>
-                <w:i/>
-                <w:iCs/>
-              </w:rPr>
-              <w:t>and</w:t>
-            </w:r>
-            <w:proofErr w:type="spellEnd"/>
-            <w:r>
-              <w:rPr>
-                <w:rFonts w:eastAsia="Times New Roman"/>
-                <w:i/>
-                <w:iCs/>
-              </w:rPr>
-              <w:t xml:space="preserve"> </w:t>
-            </w:r>
-            <w:proofErr w:type="spellStart"/>
-            <w:r>
-              <w:rPr>
-                <w:rFonts w:eastAsia="Times New Roman"/>
-                <w:i/>
-                <w:iCs/>
-              </w:rPr>
-              <w:t>Emotional</w:t>
-            </w:r>
-            <w:proofErr w:type="spellEnd"/>
-            <w:r>
-              <w:rPr>
-                <w:rFonts w:eastAsia="Times New Roman"/>
-                <w:i/>
-                <w:iCs/>
-              </w:rPr>
-              <w:t xml:space="preserve"> </w:t>
-            </w:r>
-            <w:proofErr w:type="spellStart"/>
-            <w:r>
-              <w:rPr>
-                <w:rFonts w:eastAsia="Times New Roman"/>
-                <w:i/>
-                <w:iCs/>
-              </w:rPr>
-              <w:t>Learning</w:t>
-            </w:r>
-            <w:proofErr w:type="spellEnd"/>
-            <w:r>
-              <w:rPr>
-                <w:rFonts w:eastAsia="Times New Roman"/>
-              </w:rPr>
-              <w:t xml:space="preserve"> (kerangka </w:t>
-            </w:r>
-            <w:proofErr w:type="spellStart"/>
-            <w:r>
-              <w:rPr>
-                <w:rFonts w:eastAsia="Times New Roman"/>
-                <w:i/>
-                <w:iCs/>
-              </w:rPr>
-              <w:t>self-awareness</w:t>
-            </w:r>
-            <w:proofErr w:type="spellEnd"/>
-            <w:r>
-              <w:rPr>
-                <w:rFonts w:eastAsia="Times New Roman"/>
-              </w:rPr>
-              <w:t xml:space="preserve"> dan </w:t>
-            </w:r>
-            <w:proofErr w:type="spellStart"/>
-            <w:r>
-              <w:rPr>
-                <w:rFonts w:eastAsia="Times New Roman"/>
-                <w:i/>
-                <w:iCs/>
-              </w:rPr>
               <w:t>self-management</w:t>
             </w:r>
-            <w:proofErr w:type="spellEnd"/>
             <w:r>
               <w:rPr>
                 <w:rFonts w:eastAsia="Times New Roman"/>
@@ -1416,23 +998,7 @@
                 <w:sz w:val="24"/>
                 <w:szCs w:val="24"/>
               </w:rPr>
-              <w:t>4. Materi Layanan Bimbingan dan Konseling: Regulasi Emosi Remaja “</w:t>
-            </w:r>
-            <w:proofErr w:type="spellStart"/>
-            <w:r>
-              <w:rPr>
-                <w:sz w:val="24"/>
-                <w:szCs w:val="24"/>
-              </w:rPr>
-              <w:t>Singer</w:t>
-            </w:r>
-            <w:proofErr w:type="spellEnd"/>
-            <w:r>
-              <w:rPr>
-                <w:sz w:val="24"/>
-                <w:szCs w:val="24"/>
-              </w:rPr>
-              <w:t xml:space="preserve"> Menghadapi Badai”.</w:t>
+              <w:t>4. Materi Layanan Bimbingan dan Konseling: Regulasi Emosi Remaja “Singer Menghadapi Badai”.</w:t>
             </w:r>
           </w:p>
         </w:tc>
@@ -1497,53 +1063,19 @@
               </w:rPr>
               <w:t xml:space="preserve">Model/Pendekatan Layanan: </w:t>
             </w:r>
-            <w:proofErr w:type="spellStart"/>
             <w:r>
               <w:rPr>
                 <w:rFonts w:eastAsia="Times New Roman"/>
                 <w:i/>
                 <w:iCs/>
               </w:rPr>
-              <w:t>Experiential</w:t>
-            </w:r>
-            <w:proofErr w:type="spellEnd"/>
+              <w:t>Experiential Learning</w:t>
+            </w:r>
             <w:r>
               <w:rPr>
                 <w:rFonts w:eastAsia="Times New Roman"/>
-                <w:i/>
-                <w:iCs/>
-              </w:rPr>
-              <w:t xml:space="preserve"> </w:t>
-            </w:r>
-            <w:proofErr w:type="spellStart"/>
-            <w:r>
-              <w:rPr>
-                <w:rFonts w:eastAsia="Times New Roman"/>
-                <w:i/>
-                <w:iCs/>
-              </w:rPr>
-              <w:t>Learning</w:t>
-            </w:r>
-            <w:proofErr w:type="spellEnd"/>
-            <w:r>
-              <w:rPr>
-                <w:rFonts w:eastAsia="Times New Roman"/>
-              </w:rPr>
-              <w:t xml:space="preserve">, sesuai Pilar </w:t>
-            </w:r>
-            <w:proofErr w:type="spellStart"/>
-            <w:r>
-              <w:rPr>
-                <w:rFonts w:eastAsia="Times New Roman"/>
-              </w:rPr>
-              <w:t>Pancawaluya</w:t>
-            </w:r>
-            <w:proofErr w:type="spellEnd"/>
-            <w:r>
-              <w:rPr>
-                <w:rFonts w:eastAsia="Times New Roman"/>
-              </w:rPr>
-              <w:t xml:space="preserve"> “SINGER” (keterampilan mengenali, memahami, dan mengelola emosi).</w:t>
+              </w:rPr>
+              <w:t>, sesuai Pilar Pancawaluya “SINGER” (keterampilan mengenali, memahami, dan mengelola emosi).</w:t>
             </w:r>
           </w:p>
           <w:p>
@@ -1565,21 +1097,7 @@
               <w:rPr>
                 <w:rFonts w:eastAsia="Times New Roman"/>
               </w:rPr>
-              <w:t>Curah pendapat, ceramah interaktif, tanya jawab, dan penugasan LKPD (</w:t>
-            </w:r>
-            <w:proofErr w:type="spellStart"/>
-            <w:r>
-              <w:rPr>
-                <w:rFonts w:eastAsia="Times New Roman"/>
-              </w:rPr>
-              <w:t>Singer</w:t>
-            </w:r>
-            <w:proofErr w:type="spellEnd"/>
-            <w:r>
-              <w:rPr>
-                <w:rFonts w:eastAsia="Times New Roman"/>
-              </w:rPr>
-              <w:t xml:space="preserve"> Menghadapi Badai: Regulasi Emosi Remaja).</w:t>
+              <w:t>Curah pendapat, ceramah interaktif, tanya jawab, dan penugasan LKPD (Singer Menghadapi Badai: Regulasi Emosi Remaja).</w:t>
             </w:r>
           </w:p>
         </w:tc>
@@ -1642,21 +1160,7 @@
               <w:rPr>
                 <w:rFonts w:eastAsia="Times New Roman"/>
               </w:rPr>
-              <w:t>PPT materi, LCD Proyektor, Laptop, Lembar Kerja Peserta Didik “</w:t>
-            </w:r>
-            <w:proofErr w:type="spellStart"/>
-            <w:r>
-              <w:rPr>
-                <w:rFonts w:eastAsia="Times New Roman"/>
-              </w:rPr>
-              <w:t>Singer</w:t>
-            </w:r>
-            <w:proofErr w:type="spellEnd"/>
-            <w:r>
-              <w:rPr>
-                <w:rFonts w:eastAsia="Times New Roman"/>
-              </w:rPr>
-              <w:t xml:space="preserve"> Menghadapi Badai: Regulasi Emosi Remaja”, alat tulis.</w:t>
+              <w:t>PPT materi, LCD Proyektor, Laptop, Lembar Kerja Peserta Didik “Singer Menghadapi Badai: Regulasi Emosi Remaja”, alat tulis.</w:t>
             </w:r>
           </w:p>
         </w:tc>
@@ -1694,7 +1198,6 @@
                 <w:lang w:val="en-US"/>
               </w:rPr>
             </w:pPr>
-            <w:proofErr w:type="spellStart"/>
             <w:r>
               <w:rPr>
                 <w:b/>
@@ -1703,7 +1206,6 @@
               </w:rPr>
               <w:t>Pelaksanaan</w:t>
             </w:r>
-            <w:proofErr w:type="spellEnd"/>
           </w:p>
         </w:tc>
       </w:tr>
@@ -1753,25 +1255,7 @@
                 <w:bCs/>
                 <w:lang w:val="en-US"/>
               </w:rPr>
-              <w:t xml:space="preserve"> (0-10 </w:t>
-            </w:r>
-            <w:proofErr w:type="spellStart"/>
-            <w:r>
-              <w:rPr>
-                <w:b/>
-                <w:bCs/>
-                <w:lang w:val="en-US"/>
-              </w:rPr>
-              <w:t>Menit</w:t>
-            </w:r>
-            <w:proofErr w:type="spellEnd"/>
-            <w:r>
-              <w:rPr>
-                <w:b/>
-                <w:bCs/>
-                <w:lang w:val="en-US"/>
-              </w:rPr>
-              <w:t>)</w:t>
+              <w:t xml:space="preserve"> (0-10 Menit)</w:t>
             </w:r>
           </w:p>
         </w:tc>
@@ -1919,7 +1403,6 @@
               <w:ind w:left="312" w:hanging="284"/>
               <w:jc w:val="both"/>
             </w:pPr>
-            <w:proofErr w:type="spellStart"/>
             <w:r>
               <w:t>Me</w:t>
             </w:r>
@@ -1927,14 +1410,7 @@
               <w:rPr>
                 <w:lang w:val="en-US"/>
               </w:rPr>
-              <w:t>mbangun</w:t>
-            </w:r>
-            <w:proofErr w:type="spellEnd"/>
-            <w:r>
-              <w:rPr>
-                <w:lang w:val="en-US"/>
-              </w:rPr>
-              <w:t xml:space="preserve"> Kesadaran</w:t>
+              <w:t>mbangun Kesadaran</w:t>
             </w:r>
           </w:p>
         </w:tc>
@@ -2015,21 +1491,7 @@
               <w:rPr>
                 <w:rFonts w:eastAsia="Times New Roman"/>
               </w:rPr>
-              <w:t xml:space="preserve"> melakukan tanya jawab singkat untuk membangun kesadaran awal murid tentang cara mereka biasa </w:t>
-            </w:r>
-            <w:proofErr w:type="spellStart"/>
-            <w:r>
-              <w:rPr>
-                <w:rFonts w:eastAsia="Times New Roman"/>
-              </w:rPr>
-              <w:t>merespon</w:t>
-            </w:r>
-            <w:proofErr w:type="spellEnd"/>
-            <w:r>
-              <w:rPr>
-                <w:rFonts w:eastAsia="Times New Roman"/>
-              </w:rPr>
-              <w:t xml:space="preserve"> emosi.</w:t>
+              <w:t xml:space="preserve"> melakukan tanya jawab singkat untuk membangun kesadaran awal murid tentang cara mereka biasa merespon emosi.</w:t>
             </w:r>
           </w:p>
         </w:tc>
@@ -2080,25 +1542,7 @@
                 <w:bCs/>
                 <w:lang w:val="en-US"/>
               </w:rPr>
-              <w:t xml:space="preserve"> (10-35 </w:t>
-            </w:r>
-            <w:proofErr w:type="spellStart"/>
-            <w:r>
-              <w:rPr>
-                <w:b/>
-                <w:bCs/>
-                <w:lang w:val="en-US"/>
-              </w:rPr>
-              <w:t>Menit</w:t>
-            </w:r>
-            <w:proofErr w:type="spellEnd"/>
-            <w:r>
-              <w:rPr>
-                <w:b/>
-                <w:bCs/>
-                <w:lang w:val="en-US"/>
-              </w:rPr>
-              <w:t>)</w:t>
+              <w:t xml:space="preserve"> (10-35 Menit)</w:t>
             </w:r>
           </w:p>
         </w:tc>
@@ -2167,21 +1611,7 @@
               <w:rPr>
                 <w:rFonts w:eastAsia="Times New Roman"/>
               </w:rPr>
-              <w:t xml:space="preserve">2. Menjelaskan pengertian regulasi emosi serta lima aspek dalam mengenali badai emosi: pemicu, pikiran, perasaan, </w:t>
-            </w:r>
-            <w:proofErr w:type="spellStart"/>
-            <w:r>
-              <w:rPr>
-                <w:rFonts w:eastAsia="Times New Roman"/>
-              </w:rPr>
-              <w:t>respon</w:t>
-            </w:r>
-            <w:proofErr w:type="spellEnd"/>
-            <w:r>
-              <w:rPr>
-                <w:rFonts w:eastAsia="Times New Roman"/>
-              </w:rPr>
-              <w:t xml:space="preserve"> tubuh, dan perilaku.</w:t>
+              <w:t>2. Menjelaskan pengertian regulasi emosi serta lima aspek dalam mengenali badai emosi: pemicu, pikiran, perasaan, respon tubuh, dan perilaku.</w:t>
             </w:r>
           </w:p>
           <w:p>
@@ -2201,90 +1631,8 @@
                 <w:i/>
                 <w:iCs/>
               </w:rPr>
-              <w:t xml:space="preserve">Stop, </w:t>
-            </w:r>
-            <w:proofErr w:type="spellStart"/>
-            <w:r>
-              <w:rPr>
-                <w:rFonts w:eastAsia="Times New Roman"/>
-                <w:i/>
-                <w:iCs/>
-              </w:rPr>
-              <w:t>Take</w:t>
-            </w:r>
-            <w:proofErr w:type="spellEnd"/>
-            <w:r>
-              <w:rPr>
-                <w:rFonts w:eastAsia="Times New Roman"/>
-                <w:i/>
-                <w:iCs/>
-              </w:rPr>
-              <w:t xml:space="preserve"> a Step </w:t>
-            </w:r>
-            <w:proofErr w:type="spellStart"/>
-            <w:r>
-              <w:rPr>
-                <w:rFonts w:eastAsia="Times New Roman"/>
-                <w:i/>
-                <w:iCs/>
-              </w:rPr>
-              <w:t>Back</w:t>
-            </w:r>
-            <w:proofErr w:type="spellEnd"/>
-            <w:r>
-              <w:rPr>
-                <w:rFonts w:eastAsia="Times New Roman"/>
-                <w:i/>
-                <w:iCs/>
-              </w:rPr>
-              <w:t xml:space="preserve">, </w:t>
-            </w:r>
-            <w:proofErr w:type="spellStart"/>
-            <w:r>
-              <w:rPr>
-                <w:rFonts w:eastAsia="Times New Roman"/>
-                <w:i/>
-                <w:iCs/>
-              </w:rPr>
-              <w:t>Observe</w:t>
-            </w:r>
-            <w:proofErr w:type="spellEnd"/>
-            <w:r>
-              <w:rPr>
-                <w:rFonts w:eastAsia="Times New Roman"/>
-                <w:i/>
-                <w:iCs/>
-              </w:rPr>
-              <w:t xml:space="preserve">, </w:t>
-            </w:r>
-            <w:proofErr w:type="spellStart"/>
-            <w:r>
-              <w:rPr>
-                <w:rFonts w:eastAsia="Times New Roman"/>
-                <w:i/>
-                <w:iCs/>
-              </w:rPr>
-              <w:t>Proceed</w:t>
-            </w:r>
-            <w:proofErr w:type="spellEnd"/>
-            <w:r>
-              <w:rPr>
-                <w:rFonts w:eastAsia="Times New Roman"/>
-                <w:i/>
-                <w:iCs/>
-              </w:rPr>
-              <w:t xml:space="preserve"> </w:t>
-            </w:r>
-            <w:proofErr w:type="spellStart"/>
-            <w:r>
-              <w:rPr>
-                <w:rFonts w:eastAsia="Times New Roman"/>
-                <w:i/>
-                <w:iCs/>
-              </w:rPr>
-              <w:t>Mindfully</w:t>
-            </w:r>
-            <w:proofErr w:type="spellEnd"/>
+              <w:t>Stop, Take a Step Back, Observe, Proceed Mindfully</w:t>
+            </w:r>
             <w:r>
               <w:rPr>
                 <w:rFonts w:eastAsia="Times New Roman"/>
@@ -2306,14 +1654,12 @@
               </w:rPr>
               <w:t xml:space="preserve">4. Menjelaskan cara memilih </w:t>
             </w:r>
-            <w:proofErr w:type="spellStart"/>
             <w:r>
               <w:rPr>
                 <w:rFonts w:eastAsia="Times New Roman"/>
               </w:rPr>
               <w:t>respon</w:t>
             </w:r>
-            <w:proofErr w:type="spellEnd"/>
             <w:r>
               <w:rPr>
                 <w:rFonts w:eastAsia="Times New Roman"/>
@@ -2406,35 +1752,7 @@
               <w:rPr>
                 <w:rFonts w:eastAsia="Times New Roman"/>
               </w:rPr>
-              <w:t>2. Mengerjakan LKPD “</w:t>
-            </w:r>
-            <w:proofErr w:type="spellStart"/>
-            <w:r>
-              <w:rPr>
-                <w:rFonts w:eastAsia="Times New Roman"/>
-              </w:rPr>
-              <w:t>Singer</w:t>
-            </w:r>
-            <w:proofErr w:type="spellEnd"/>
-            <w:r>
-              <w:rPr>
-                <w:rFonts w:eastAsia="Times New Roman"/>
-              </w:rPr>
-              <w:t xml:space="preserve"> Menghadapi Badai: Regulasi Emosi Remaja”, yaitu mengenali badai emosi diri, mempraktikkan teknik STOP, dan memilih </w:t>
-            </w:r>
-            <w:proofErr w:type="spellStart"/>
-            <w:r>
-              <w:rPr>
-                <w:rFonts w:eastAsia="Times New Roman"/>
-              </w:rPr>
-              <w:t>respon</w:t>
-            </w:r>
-            <w:proofErr w:type="spellEnd"/>
-            <w:r>
-              <w:rPr>
-                <w:rFonts w:eastAsia="Times New Roman"/>
-              </w:rPr>
-              <w:t xml:space="preserve"> yang lebih sehat pada situasi yang diberikan.</w:t>
+              <w:t>2. Mengerjakan LKPD “Singer Menghadapi Badai: Regulasi Emosi Remaja”, yaitu mengenali badai emosi diri, mempraktikkan teknik STOP, dan memilih respon yang lebih sehat pada situasi yang diberikan.</w:t>
             </w:r>
           </w:p>
           <w:p>
@@ -2469,7 +1787,6 @@
               </w:rPr>
               <w:t xml:space="preserve">Perwakilan murid mempresentasikan hasil pengisian LKPD dan </w:t>
             </w:r>
-            <w:proofErr w:type="spellStart"/>
             <w:r>
               <w:rPr>
                 <w:rFonts w:eastAsia="Times New Roman"/>
@@ -2480,14 +1797,7 @@
               <w:rPr>
                 <w:rFonts w:eastAsia="Times New Roman"/>
               </w:rPr>
-              <w:t>nya</w:t>
-            </w:r>
-            <w:proofErr w:type="spellEnd"/>
-            <w:r>
-              <w:rPr>
-                <w:rFonts w:eastAsia="Times New Roman"/>
-              </w:rPr>
-              <w:t>.</w:t>
+              <w:t>nya.</w:t>
             </w:r>
           </w:p>
         </w:tc>
@@ -2534,25 +1844,7 @@
                 <w:bCs/>
                 <w:lang w:val="en-US"/>
               </w:rPr>
-              <w:t xml:space="preserve"> (35-45 </w:t>
-            </w:r>
-            <w:proofErr w:type="spellStart"/>
-            <w:r>
-              <w:rPr>
-                <w:b/>
-                <w:bCs/>
-                <w:lang w:val="en-US"/>
-              </w:rPr>
-              <w:t>Menit</w:t>
-            </w:r>
-            <w:proofErr w:type="spellEnd"/>
-            <w:r>
-              <w:rPr>
-                <w:b/>
-                <w:bCs/>
-                <w:lang w:val="en-US"/>
-              </w:rPr>
-              <w:t>)</w:t>
+              <w:t xml:space="preserve"> (35-45 Menit)</w:t>
             </w:r>
           </w:p>
         </w:tc>
@@ -3003,21 +2295,7 @@
         <w:rPr>
           <w:rFonts w:eastAsia="Times New Roman"/>
         </w:rPr>
-        <w:t>1. Lampiran Materi (Regulasi Emosi Remaja – “</w:t>
-      </w:r>
-      <w:proofErr w:type="spellStart"/>
-      <w:r>
-        <w:rPr>
-          <w:rFonts w:eastAsia="Times New Roman"/>
-        </w:rPr>
-        <w:t>Singer</w:t>
-      </w:r>
-      <w:proofErr w:type="spellEnd"/>
-      <w:r>
-        <w:rPr>
-          <w:rFonts w:eastAsia="Times New Roman"/>
-        </w:rPr>
-        <w:t xml:space="preserve"> Menghadapi Badai”)</w:t>
+        <w:t>1. Lampiran Materi (Regulasi Emosi Remaja – “Singer Menghadapi Badai”)</w:t>
       </w:r>
     </w:p>
     <w:p>
@@ -3029,21 +2307,7 @@
         <w:rPr>
           <w:rFonts w:eastAsia="Times New Roman"/>
         </w:rPr>
-        <w:t>2. Lampiran LKPD (</w:t>
-      </w:r>
-      <w:proofErr w:type="spellStart"/>
-      <w:r>
-        <w:rPr>
-          <w:rFonts w:eastAsia="Times New Roman"/>
-        </w:rPr>
-        <w:t>Singer</w:t>
-      </w:r>
-      <w:proofErr w:type="spellEnd"/>
-      <w:r>
-        <w:rPr>
-          <w:rFonts w:eastAsia="Times New Roman"/>
-        </w:rPr>
-        <w:t xml:space="preserve"> Menghadapi Badai: Regulasi Emosi Remaja)</w:t>
+        <w:t>2. Lampiran LKPD (Singer Menghadapi Badai: Regulasi Emosi Remaja)</w:t>
       </w:r>
     </w:p>
     <w:p>
@@ -3102,13 +2366,8 @@
         <w:spacing w:line="360" w:lineRule="auto"/>
         <w:ind w:left="5760"/>
       </w:pPr>
-      <w:proofErr w:type="spellStart"/>
-      <w:r>
-        <w:t>Cisarua</w:t>
-      </w:r>
-      <w:proofErr w:type="spellEnd"/>
-      <w:r>
-        <w:t>, 1</w:t>
+      <w:r>
+        <w:t>Cisarua, 1</w:t>
       </w:r>
       <w:r>
         <w:t>3</w:t>
@@ -3159,44 +2418,14 @@
         <w:rPr>
           <w:u w:val="single"/>
         </w:rPr>
-        <w:t xml:space="preserve">Fahira </w:t>
-      </w:r>
-      <w:proofErr w:type="spellStart"/>
+        <w:t>Fahira Firzha Wianda</w:t>
+      </w:r>
       <w:r>
         <w:rPr>
           <w:u w:val="single"/>
         </w:rPr>
-        <w:t>Firzha</w:t>
-      </w:r>
-      <w:proofErr w:type="spellEnd"/>
-      <w:r>
-        <w:rPr>
-          <w:u w:val="single"/>
-        </w:rPr>
-        <w:t xml:space="preserve"> </w:t>
-      </w:r>
-      <w:proofErr w:type="spellStart"/>
-      <w:r>
-        <w:rPr>
-          <w:u w:val="single"/>
-        </w:rPr>
-        <w:t>Wianda</w:t>
-      </w:r>
-      <w:proofErr w:type="spellEnd"/>
-      <w:r>
-        <w:rPr>
-          <w:u w:val="single"/>
-        </w:rPr>
-        <w:t xml:space="preserve">, </w:t>
-      </w:r>
-      <w:proofErr w:type="spellStart"/>
-      <w:r>
-        <w:rPr>
-          <w:u w:val="single"/>
-        </w:rPr>
-        <w:t>S.Pd</w:t>
-      </w:r>
-      <w:proofErr w:type="spellEnd"/>
+        <w:t>, S.Pd</w:t>
+      </w:r>
     </w:p>
     <w:p>
       <w:pPr>
@@ -3279,22 +2508,12 @@
         <w:spacing w:line="360" w:lineRule="auto"/>
       </w:pPr>
       <w:r>
-        <w:t xml:space="preserve">Kepala Sekolah SMAN 1 </w:t>
-      </w:r>
-      <w:proofErr w:type="spellStart"/>
-      <w:r>
-        <w:t>Cisarua</w:t>
-      </w:r>
-      <w:proofErr w:type="spellEnd"/>
+        <w:t>Kepala Sekolah SMAN 1 Cisarua</w:t>
+      </w:r>
       <w:r>
         <w:tab/>
-        <w:t xml:space="preserve">Guru BK SMAN 1 </w:t>
-      </w:r>
-      <w:proofErr w:type="spellStart"/>
-      <w:r>
-        <w:t>Cisarua</w:t>
-      </w:r>
-      <w:proofErr w:type="spellEnd"/>
+        <w:t>Guru BK SMAN 1 Cisarua</w:t>
+      </w:r>
     </w:p>
     <w:p>
       <w:pPr>
@@ -3340,21 +2559,7 @@
         <w:rPr>
           <w:u w:val="single"/>
         </w:rPr>
-        <w:t xml:space="preserve">Nida Ulfa Fitriani, S.Pd., </w:t>
-      </w:r>
-      <w:proofErr w:type="spellStart"/>
-      <w:r>
-        <w:rPr>
-          <w:u w:val="single"/>
-        </w:rPr>
-        <w:t>Gr</w:t>
-      </w:r>
-      <w:proofErr w:type="spellEnd"/>
-      <w:r>
-        <w:rPr>
-          <w:u w:val="single"/>
-        </w:rPr>
-        <w:t xml:space="preserve"> </w:t>
+        <w:t xml:space="preserve">Nida Ulfa Fitriani, S.Pd., Gr </w:t>
       </w:r>
     </w:p>
     <w:p>
@@ -3482,14 +2687,12 @@
         </w:rPr>
         <w:t xml:space="preserve">Emosi merupakan bagian yang tidak terpisahkan dari kehidupan manusia, termasuk pada masa remaja. Setiap orang dapat merasakan berbagai macam emosi seperti senang, sedih, marah, cemas, malu, kecewa, maupun bangga. Emosi pada dasarnya bukan sesuatu yang sepenuhnya baik atau buruk, tetapi merupakan </w:t>
       </w:r>
-      <w:proofErr w:type="spellStart"/>
       <w:r>
         <w:rPr>
           <w:rFonts w:eastAsia="Times New Roman"/>
         </w:rPr>
         <w:t>respon</w:t>
       </w:r>
-      <w:proofErr w:type="spellEnd"/>
       <w:r>
         <w:rPr>
           <w:rFonts w:eastAsia="Times New Roman"/>
@@ -3550,14 +2753,12 @@
         </w:rPr>
         <w:t xml:space="preserve">Regulasi emosi adalah kemampuan seseorang untuk memengaruhi emosi yang dirasakan, memahami kapan emosi tersebut muncul, serta mengatur bagaimana emosi dialami dan diekspresikan. Regulasi emosi bukan berarti seseorang harus selalu tenang atau tidak boleh merasa marah, sedih, kecewa, dan takut. Justru, regulasi emosi berarti memberikan kesempatan kepada diri sendiri untuk berhenti sejenak, memahami apa yang sedang dirasakan, kemudian memilih </w:t>
       </w:r>
-      <w:proofErr w:type="spellStart"/>
       <w:r>
         <w:rPr>
           <w:rFonts w:eastAsia="Times New Roman"/>
         </w:rPr>
         <w:t>respon</w:t>
       </w:r>
-      <w:proofErr w:type="spellEnd"/>
       <w:r>
         <w:rPr>
           <w:rFonts w:eastAsia="Times New Roman"/>
@@ -3591,14 +2792,12 @@
         </w:rPr>
         <w:t xml:space="preserve">Sebelum belajar mengelola emosi, kita perlu mengenali bagaimana sebuah emosi muncul dalam diri. Ada lima hal yang dapat diperhatikan, yaitu pemicu, pikiran, perasaan, </w:t>
       </w:r>
-      <w:proofErr w:type="spellStart"/>
       <w:r>
         <w:rPr>
           <w:rFonts w:eastAsia="Times New Roman"/>
         </w:rPr>
         <w:t>respon</w:t>
       </w:r>
-      <w:proofErr w:type="spellEnd"/>
       <w:r>
         <w:rPr>
           <w:rFonts w:eastAsia="Times New Roman"/>
@@ -3708,14 +2907,12 @@
         <w:ind w:left="851"/>
         <w:jc w:val="both"/>
       </w:pPr>
-      <w:proofErr w:type="spellStart"/>
       <w:r>
         <w:rPr>
           <w:rFonts w:eastAsia="Times New Roman"/>
         </w:rPr>
         <w:t>Respon</w:t>
       </w:r>
-      <w:proofErr w:type="spellEnd"/>
       <w:r>
         <w:rPr>
           <w:rFonts w:eastAsia="Times New Roman"/>
@@ -3804,176 +3001,52 @@
         </w:rPr>
         <w:t xml:space="preserve">Salah satu cara yang dapat digunakan untuk menghadapi situasi yang memicu emosi adalah teknik STOP. Teknik ini merupakan keterampilan dari </w:t>
       </w:r>
-      <w:proofErr w:type="spellStart"/>
       <w:r>
         <w:rPr>
           <w:rFonts w:eastAsia="Times New Roman"/>
           <w:i/>
           <w:iCs/>
         </w:rPr>
-        <w:t>Dialectical</w:t>
-      </w:r>
-      <w:proofErr w:type="spellEnd"/>
+        <w:t>Dialectical Behavior Therapy</w:t>
+      </w:r>
+      <w:r>
+        <w:rPr>
+          <w:rFonts w:eastAsia="Times New Roman"/>
+        </w:rPr>
+        <w:t xml:space="preserve"> (DBT) yang bertujuan memberikan jeda sebelum seseorang memberikan </w:t>
+      </w:r>
+      <w:r>
+        <w:rPr>
+          <w:rFonts w:eastAsia="Times New Roman"/>
+        </w:rPr>
+        <w:t>respon</w:t>
+      </w:r>
+      <w:r>
+        <w:rPr>
+          <w:rFonts w:eastAsia="Times New Roman"/>
+        </w:rPr>
+        <w:t xml:space="preserve"> terhadap situasi yang memicu emosi. STOP terdiri dari empat langkah, yaitu </w:t>
+      </w:r>
       <w:r>
         <w:rPr>
           <w:rFonts w:eastAsia="Times New Roman"/>
           <w:i/>
           <w:iCs/>
         </w:rPr>
-        <w:t xml:space="preserve"> </w:t>
-      </w:r>
-      <w:proofErr w:type="spellStart"/>
+        <w:t>Stop, Take a Step Back, Observe, dan Proceed Mindfully</w:t>
+      </w:r>
       <w:r>
         <w:rPr>
           <w:rFonts w:eastAsia="Times New Roman"/>
-          <w:i/>
-          <w:iCs/>
-        </w:rPr>
-        <w:t>Behavior</w:t>
-      </w:r>
-      <w:proofErr w:type="spellEnd"/>
+        </w:rPr>
+        <w:t xml:space="preserve">. Melalui teknik ini, kita tidak langsung mengikuti dorongan emosi, tetapi memberikan waktu untuk memahami situasi dan menentukan </w:t>
+      </w:r>
       <w:r>
         <w:rPr>
           <w:rFonts w:eastAsia="Times New Roman"/>
-          <w:i/>
-          <w:iCs/>
-        </w:rPr>
-        <w:t xml:space="preserve"> </w:t>
-      </w:r>
-      <w:proofErr w:type="spellStart"/>
-      <w:r>
-        <w:rPr>
-          <w:rFonts w:eastAsia="Times New Roman"/>
-          <w:i/>
-          <w:iCs/>
-        </w:rPr>
-        <w:t>Therapy</w:t>
-      </w:r>
-      <w:proofErr w:type="spellEnd"/>
-      <w:r>
-        <w:rPr>
-          <w:rFonts w:eastAsia="Times New Roman"/>
-        </w:rPr>
-        <w:t xml:space="preserve"> (DBT) yang bertujuan memberikan jeda sebelum seseorang memberikan </w:t>
-      </w:r>
-      <w:proofErr w:type="spellStart"/>
-      <w:r>
-        <w:rPr>
-          <w:rFonts w:eastAsia="Times New Roman"/>
         </w:rPr>
         <w:t>respon</w:t>
       </w:r>
-      <w:proofErr w:type="spellEnd"/>
-      <w:r>
-        <w:rPr>
-          <w:rFonts w:eastAsia="Times New Roman"/>
-        </w:rPr>
-        <w:t xml:space="preserve"> terhadap situasi yang memicu emosi. STOP terdiri dari empat langkah, yaitu </w:t>
-      </w:r>
-      <w:r>
-        <w:rPr>
-          <w:rFonts w:eastAsia="Times New Roman"/>
-          <w:i/>
-          <w:iCs/>
-        </w:rPr>
-        <w:t xml:space="preserve">Stop, </w:t>
-      </w:r>
-      <w:proofErr w:type="spellStart"/>
-      <w:r>
-        <w:rPr>
-          <w:rFonts w:eastAsia="Times New Roman"/>
-          <w:i/>
-          <w:iCs/>
-        </w:rPr>
-        <w:t>Take</w:t>
-      </w:r>
-      <w:proofErr w:type="spellEnd"/>
-      <w:r>
-        <w:rPr>
-          <w:rFonts w:eastAsia="Times New Roman"/>
-          <w:i/>
-          <w:iCs/>
-        </w:rPr>
-        <w:t xml:space="preserve"> a Step </w:t>
-      </w:r>
-      <w:proofErr w:type="spellStart"/>
-      <w:r>
-        <w:rPr>
-          <w:rFonts w:eastAsia="Times New Roman"/>
-          <w:i/>
-          <w:iCs/>
-        </w:rPr>
-        <w:t>Back</w:t>
-      </w:r>
-      <w:proofErr w:type="spellEnd"/>
-      <w:r>
-        <w:rPr>
-          <w:rFonts w:eastAsia="Times New Roman"/>
-          <w:i/>
-          <w:iCs/>
-        </w:rPr>
-        <w:t xml:space="preserve">, </w:t>
-      </w:r>
-      <w:proofErr w:type="spellStart"/>
-      <w:r>
-        <w:rPr>
-          <w:rFonts w:eastAsia="Times New Roman"/>
-          <w:i/>
-          <w:iCs/>
-        </w:rPr>
-        <w:t>Observe</w:t>
-      </w:r>
-      <w:proofErr w:type="spellEnd"/>
-      <w:r>
-        <w:rPr>
-          <w:rFonts w:eastAsia="Times New Roman"/>
-          <w:i/>
-          <w:iCs/>
-        </w:rPr>
-        <w:t xml:space="preserve">, dan </w:t>
-      </w:r>
-      <w:proofErr w:type="spellStart"/>
-      <w:r>
-        <w:rPr>
-          <w:rFonts w:eastAsia="Times New Roman"/>
-          <w:i/>
-          <w:iCs/>
-        </w:rPr>
-        <w:t>Proceed</w:t>
-      </w:r>
-      <w:proofErr w:type="spellEnd"/>
-      <w:r>
-        <w:rPr>
-          <w:rFonts w:eastAsia="Times New Roman"/>
-          <w:i/>
-          <w:iCs/>
-        </w:rPr>
-        <w:t xml:space="preserve"> </w:t>
-      </w:r>
-      <w:proofErr w:type="spellStart"/>
-      <w:r>
-        <w:rPr>
-          <w:rFonts w:eastAsia="Times New Roman"/>
-          <w:i/>
-          <w:iCs/>
-        </w:rPr>
-        <w:t>Mindfully</w:t>
-      </w:r>
-      <w:proofErr w:type="spellEnd"/>
-      <w:r>
-        <w:rPr>
-          <w:rFonts w:eastAsia="Times New Roman"/>
-        </w:rPr>
-        <w:t xml:space="preserve">. Melalui teknik ini, kita tidak langsung mengikuti dorongan emosi, tetapi memberikan waktu untuk memahami situasi dan menentukan </w:t>
-      </w:r>
-      <w:proofErr w:type="spellStart"/>
-      <w:r>
-        <w:rPr>
-          <w:rFonts w:eastAsia="Times New Roman"/>
-        </w:rPr>
-        <w:t>respon</w:t>
-      </w:r>
-      <w:proofErr w:type="spellEnd"/>
       <w:r>
         <w:rPr>
           <w:rFonts w:eastAsia="Times New Roman"/>
@@ -4016,22 +3089,14 @@
         <w:rPr>
           <w:rFonts w:eastAsia="Times New Roman"/>
         </w:rPr>
-        <w:t xml:space="preserve">Berhenti sejenak ketika menyadari bahwa emosi sedang muncul. Kita tidak perlu langsung berbicara, membalas pesan, mengambil keputusan, atau melakukan tindakan berdasarkan dorongan emosi. Misalnya, ketika sedang marah karena perkataan teman, kita dapat mengatakan kepada diri sendiri, “Aku sedang marah, jadi aku tidak perlu langsung </w:t>
-      </w:r>
-      <w:proofErr w:type="spellStart"/>
+        <w:t>Berhenti sejenak ketika menyadari bahwa emosi sedang muncul. Kita tidak perlu langsung berbicara, membalas pesan, mengambil keputusan, atau melakukan tindakan berdasarkan dorongan emosi. Misalnya, ketika sedang marah karena perkataan teman, kita dapat mengatakan kepada diri sendiri, “Aku sedang marah, jadi aku tidak perlu langsung me</w:t>
+      </w:r>
       <w:r>
         <w:rPr>
           <w:rFonts w:eastAsia="Times New Roman"/>
         </w:rPr>
-        <w:t>me</w:t>
-      </w:r>
-      <w:r>
-        <w:rPr>
-          <w:rFonts w:eastAsia="Times New Roman"/>
-        </w:rPr>
         <w:t>respon</w:t>
       </w:r>
-      <w:proofErr w:type="spellEnd"/>
       <w:r>
         <w:rPr>
           <w:rFonts w:eastAsia="Times New Roman"/>
@@ -4052,7 +3117,6 @@
         </w:rPr>
         <w:t xml:space="preserve">T – </w:t>
       </w:r>
-      <w:proofErr w:type="spellStart"/>
       <w:r>
         <w:rPr>
           <w:rFonts w:eastAsia="Times New Roman"/>
@@ -4061,9 +3125,36 @@
           <w:i/>
           <w:iCs/>
         </w:rPr>
-        <w:t>Take</w:t>
-      </w:r>
-      <w:proofErr w:type="spellEnd"/>
+        <w:t>Take a Step Back</w:t>
+      </w:r>
+      <w:r>
+        <w:rPr>
+          <w:rFonts w:eastAsia="Times New Roman"/>
+          <w:b/>
+          <w:bCs/>
+        </w:rPr>
+        <w:t xml:space="preserve">. </w:t>
+      </w:r>
+      <w:r>
+        <w:rPr>
+          <w:rFonts w:eastAsia="Times New Roman"/>
+        </w:rPr>
+        <w:t>Mengambil jarak sejenak dari situasi yang memicu emosi, misalnya dengan berhenti berbicara sejenak, menarik napas secara perlahan, atau memberi waktu kepada diri sendiri untuk menjadi lebih tenang, sehingga dapat berpikir lebih jernih sebelum bertindak.</w:t>
+      </w:r>
+    </w:p>
+    <w:p>
+      <w:pPr>
+        <w:spacing w:after="140" w:line="276" w:lineRule="auto"/>
+        <w:jc w:val="both"/>
+      </w:pPr>
+      <w:r>
+        <w:rPr>
+          <w:rFonts w:eastAsia="Times New Roman"/>
+          <w:b/>
+          <w:bCs/>
+        </w:rPr>
+        <w:t xml:space="preserve">O – </w:t>
+      </w:r>
       <w:r>
         <w:rPr>
           <w:rFonts w:eastAsia="Times New Roman"/>
@@ -4072,9 +3163,39 @@
           <w:i/>
           <w:iCs/>
         </w:rPr>
-        <w:t xml:space="preserve"> a Step </w:t>
-      </w:r>
-      <w:proofErr w:type="spellStart"/>
+        <w:t>Observe</w:t>
+      </w:r>
+      <w:r>
+        <w:rPr>
+          <w:rFonts w:eastAsia="Times New Roman"/>
+          <w:b/>
+          <w:bCs/>
+        </w:rPr>
+        <w:t xml:space="preserve">. </w:t>
+      </w:r>
+      <w:r>
+        <w:rPr>
+          <w:rFonts w:eastAsia="Times New Roman"/>
+        </w:rPr>
+        <w:t>Mengamati apa yang sedang terjadi, baik di dalam diri maupun di lingkungan sekitar, dengan bertanya “Apa sebenarnya yang terjadi?”, “Apa yang sedang aku rasakan?”, “Apa yang sedang aku pikirkan?”, dan “Apakah pikiranku sesuai dengan fakta?” agar dapat membedakan antara fakta dan asumsi.</w:t>
+      </w:r>
+    </w:p>
+    <w:p>
+      <w:pPr>
+        <w:spacing w:line="276" w:lineRule="auto"/>
+        <w:jc w:val="both"/>
+        <w:rPr>
+          <w:rFonts w:eastAsia="Times New Roman"/>
+        </w:rPr>
+      </w:pPr>
+      <w:r>
+        <w:rPr>
+          <w:rFonts w:eastAsia="Times New Roman"/>
+          <w:b/>
+          <w:bCs/>
+        </w:rPr>
+        <w:t xml:space="preserve">P – </w:t>
+      </w:r>
       <w:r>
         <w:rPr>
           <w:rFonts w:eastAsia="Times New Roman"/>
@@ -4083,9 +3204,8 @@
           <w:i/>
           <w:iCs/>
         </w:rPr>
-        <w:t>Back</w:t>
-      </w:r>
-      <w:proofErr w:type="spellEnd"/>
+        <w:t>Proceed Mindfully</w:t>
+      </w:r>
       <w:r>
         <w:rPr>
           <w:rFonts w:eastAsia="Times New Roman"/>
@@ -4098,12 +3218,33 @@
         <w:rPr>
           <w:rFonts w:eastAsia="Times New Roman"/>
         </w:rPr>
-        <w:t>Mengambil jarak sejenak dari situasi yang memicu emosi, misalnya dengan berhenti berbicara sejenak, menarik napas secara perlahan, atau memberi waktu kepada diri sendiri untuk menjadi lebih tenang, sehingga dapat berpikir lebih jernih sebelum bertindak.</w:t>
+        <w:t xml:space="preserve">Melanjutkan tindakan secara sadar setelah memahami situasi dan emosi yang dialami, dengan memilih </w:t>
+      </w:r>
+      <w:r>
+        <w:rPr>
+          <w:rFonts w:eastAsia="Times New Roman"/>
+        </w:rPr>
+        <w:t>respon</w:t>
+      </w:r>
+      <w:r>
+        <w:rPr>
+          <w:rFonts w:eastAsia="Times New Roman"/>
+        </w:rPr>
+        <w:t xml:space="preserve"> yang paling tepat dan tidak merugikan diri sendiri maupun orang lain.</w:t>
       </w:r>
     </w:p>
     <w:p>
       <w:pPr>
-        <w:spacing w:after="140" w:line="276" w:lineRule="auto"/>
+        <w:spacing w:line="276" w:lineRule="auto"/>
+        <w:jc w:val="both"/>
+        <w:rPr>
+          <w:rFonts w:eastAsia="Times New Roman"/>
+        </w:rPr>
+      </w:pPr>
+    </w:p>
+    <w:p>
+      <w:pPr>
+        <w:spacing w:before="200" w:after="120"/>
         <w:jc w:val="both"/>
       </w:pPr>
       <w:r>
@@ -4112,242 +3253,92 @@
           <w:b/>
           <w:bCs/>
         </w:rPr>
-        <w:t xml:space="preserve">O – </w:t>
-      </w:r>
-      <w:proofErr w:type="spellStart"/>
+        <w:lastRenderedPageBreak/>
+        <w:t>F. Regulasi Emosi dan Pembelajaran Sosial Emosional</w:t>
+      </w:r>
+    </w:p>
+    <w:p>
+      <w:pPr>
+        <w:spacing w:before="200" w:after="120"/>
+        <w:ind w:firstLine="720"/>
+        <w:jc w:val="both"/>
+      </w:pPr>
+      <w:r>
+        <w:rPr>
+          <w:rFonts w:eastAsia="Times New Roman"/>
+        </w:rPr>
+        <w:t xml:space="preserve">Kemampuan regulasi emosi berkaitan erat dengan </w:t>
+      </w:r>
+      <w:r>
+        <w:rPr>
+          <w:rFonts w:eastAsia="Times New Roman"/>
+          <w:i/>
+          <w:iCs/>
+        </w:rPr>
+        <w:t>self-awareness</w:t>
+      </w:r>
+      <w:r>
+        <w:rPr>
+          <w:rFonts w:eastAsia="Times New Roman"/>
+        </w:rPr>
+        <w:t xml:space="preserve"> dan </w:t>
+      </w:r>
+      <w:r>
+        <w:rPr>
+          <w:rFonts w:eastAsia="Times New Roman"/>
+          <w:i/>
+          <w:iCs/>
+        </w:rPr>
+        <w:t>self-management</w:t>
+      </w:r>
+      <w:r>
+        <w:rPr>
+          <w:rFonts w:eastAsia="Times New Roman"/>
+        </w:rPr>
+        <w:t xml:space="preserve"> dalam Pembelajaran Sosial Emosional (PSE). </w:t>
+      </w:r>
+      <w:r>
+        <w:rPr>
+          <w:rFonts w:eastAsia="Times New Roman"/>
+          <w:i/>
+          <w:iCs/>
+        </w:rPr>
+        <w:t>Self-awareness</w:t>
+      </w:r>
+      <w:r>
+        <w:rPr>
+          <w:rFonts w:eastAsia="Times New Roman"/>
+        </w:rPr>
+        <w:t xml:space="preserve"> merupakan kemampuan untuk mengenali emosi, pikiran, kekuatan, dan keterbatasan diri sendiri, sementara self-management merupakan kemampuan untuk mengelola emosi, pikiran, dan perilaku secara efektif dalam berbagai situasi. Ketika remaja belajar mengenali “badai emosi” dan menggunakan teknik STOP, mereka tidak hanya belajar menahan reaksi sesaat, tetapi juga belajar memahami dirinya dan memilih perilaku yang sesuai dengan nilai serta tujuan yang ingin dicapai.</w:t>
+      </w:r>
+    </w:p>
+    <w:p>
+      <w:pPr>
+        <w:spacing w:before="200" w:after="120"/>
+        <w:jc w:val="both"/>
+      </w:pPr>
       <w:r>
         <w:rPr>
           <w:rFonts w:eastAsia="Times New Roman"/>
           <w:b/>
           <w:bCs/>
-          <w:i/>
-          <w:iCs/>
-        </w:rPr>
-        <w:t>Observe</w:t>
-      </w:r>
-      <w:proofErr w:type="spellEnd"/>
+        </w:rPr>
+        <w:t xml:space="preserve">G. Memilih </w:t>
+      </w:r>
       <w:r>
         <w:rPr>
           <w:rFonts w:eastAsia="Times New Roman"/>
           <w:b/>
           <w:bCs/>
         </w:rPr>
-        <w:t xml:space="preserve">. </w:t>
-      </w:r>
-      <w:r>
-        <w:rPr>
-          <w:rFonts w:eastAsia="Times New Roman"/>
-        </w:rPr>
-        <w:t>Mengamati apa yang sedang terjadi, baik di dalam diri maupun di lingkungan sekitar, dengan bertanya “Apa sebenarnya yang terjadi?”, “Apa yang sedang aku rasakan?”, “Apa yang sedang aku pikirkan?”, dan “Apakah pikiranku sesuai dengan fakta?” agar dapat membedakan antara fakta dan asumsi.</w:t>
-      </w:r>
-    </w:p>
-    <w:p>
-      <w:pPr>
-        <w:spacing w:line="276" w:lineRule="auto"/>
-        <w:jc w:val="both"/>
-        <w:rPr>
-          <w:rFonts w:eastAsia="Times New Roman"/>
-        </w:rPr>
-      </w:pPr>
+        <w:t>Respon</w:t>
+      </w:r>
       <w:r>
         <w:rPr>
           <w:rFonts w:eastAsia="Times New Roman"/>
           <w:b/>
           <w:bCs/>
         </w:rPr>
-        <w:t xml:space="preserve">P – </w:t>
-      </w:r>
-      <w:proofErr w:type="spellStart"/>
-      <w:r>
-        <w:rPr>
-          <w:rFonts w:eastAsia="Times New Roman"/>
-          <w:b/>
-          <w:bCs/>
-          <w:i/>
-          <w:iCs/>
-        </w:rPr>
-        <w:t>Proceed</w:t>
-      </w:r>
-      <w:proofErr w:type="spellEnd"/>
-      <w:r>
-        <w:rPr>
-          <w:rFonts w:eastAsia="Times New Roman"/>
-          <w:b/>
-          <w:bCs/>
-          <w:i/>
-          <w:iCs/>
-        </w:rPr>
-        <w:t xml:space="preserve"> </w:t>
-      </w:r>
-      <w:proofErr w:type="spellStart"/>
-      <w:r>
-        <w:rPr>
-          <w:rFonts w:eastAsia="Times New Roman"/>
-          <w:b/>
-          <w:bCs/>
-          <w:i/>
-          <w:iCs/>
-        </w:rPr>
-        <w:t>Mindfully</w:t>
-      </w:r>
-      <w:proofErr w:type="spellEnd"/>
-      <w:r>
-        <w:rPr>
-          <w:rFonts w:eastAsia="Times New Roman"/>
-          <w:b/>
-          <w:bCs/>
-        </w:rPr>
-        <w:t xml:space="preserve">. </w:t>
-      </w:r>
-      <w:r>
-        <w:rPr>
-          <w:rFonts w:eastAsia="Times New Roman"/>
-        </w:rPr>
-        <w:t xml:space="preserve">Melanjutkan tindakan secara sadar setelah memahami situasi dan emosi yang dialami, dengan memilih </w:t>
-      </w:r>
-      <w:proofErr w:type="spellStart"/>
-      <w:r>
-        <w:rPr>
-          <w:rFonts w:eastAsia="Times New Roman"/>
-        </w:rPr>
-        <w:t>respon</w:t>
-      </w:r>
-      <w:proofErr w:type="spellEnd"/>
-      <w:r>
-        <w:rPr>
-          <w:rFonts w:eastAsia="Times New Roman"/>
-        </w:rPr>
-        <w:t xml:space="preserve"> yang paling tepat dan tidak merugikan diri sendiri maupun orang lain.</w:t>
-      </w:r>
-    </w:p>
-    <w:p>
-      <w:pPr>
-        <w:spacing w:line="276" w:lineRule="auto"/>
-        <w:jc w:val="both"/>
-        <w:rPr>
-          <w:rFonts w:eastAsia="Times New Roman"/>
-        </w:rPr>
-      </w:pPr>
-    </w:p>
-    <w:p>
-      <w:pPr>
-        <w:spacing w:before="200" w:after="120"/>
-        <w:jc w:val="both"/>
-      </w:pPr>
-      <w:r>
-        <w:rPr>
-          <w:rFonts w:eastAsia="Times New Roman"/>
-          <w:b/>
-          <w:bCs/>
-        </w:rPr>
-        <w:lastRenderedPageBreak/>
-        <w:t>F. Regulasi Emosi dan Pembelajaran Sosial Emosional</w:t>
-      </w:r>
-    </w:p>
-    <w:p>
-      <w:pPr>
-        <w:spacing w:before="200" w:after="120"/>
-        <w:ind w:firstLine="720"/>
-        <w:jc w:val="both"/>
-      </w:pPr>
-      <w:r>
-        <w:rPr>
-          <w:rFonts w:eastAsia="Times New Roman"/>
-        </w:rPr>
-        <w:t xml:space="preserve">Kemampuan regulasi emosi berkaitan erat dengan </w:t>
-      </w:r>
-      <w:proofErr w:type="spellStart"/>
-      <w:r>
-        <w:rPr>
-          <w:rFonts w:eastAsia="Times New Roman"/>
-          <w:i/>
-          <w:iCs/>
-        </w:rPr>
-        <w:t>self-awareness</w:t>
-      </w:r>
-      <w:proofErr w:type="spellEnd"/>
-      <w:r>
-        <w:rPr>
-          <w:rFonts w:eastAsia="Times New Roman"/>
-        </w:rPr>
-        <w:t xml:space="preserve"> dan </w:t>
-      </w:r>
-      <w:proofErr w:type="spellStart"/>
-      <w:r>
-        <w:rPr>
-          <w:rFonts w:eastAsia="Times New Roman"/>
-          <w:i/>
-          <w:iCs/>
-        </w:rPr>
-        <w:t>self-management</w:t>
-      </w:r>
-      <w:proofErr w:type="spellEnd"/>
-      <w:r>
-        <w:rPr>
-          <w:rFonts w:eastAsia="Times New Roman"/>
-        </w:rPr>
-        <w:t xml:space="preserve"> dalam Pembelajaran Sosial Emosional (PSE). </w:t>
-      </w:r>
-      <w:proofErr w:type="spellStart"/>
-      <w:r>
-        <w:rPr>
-          <w:rFonts w:eastAsia="Times New Roman"/>
-          <w:i/>
-          <w:iCs/>
-        </w:rPr>
-        <w:t>Self-awareness</w:t>
-      </w:r>
-      <w:proofErr w:type="spellEnd"/>
-      <w:r>
-        <w:rPr>
-          <w:rFonts w:eastAsia="Times New Roman"/>
-        </w:rPr>
-        <w:t xml:space="preserve"> merupakan kemampuan untuk mengenali emosi, pikiran, kekuatan, dan keterbatasan diri sendiri, sementara </w:t>
-      </w:r>
-      <w:proofErr w:type="spellStart"/>
-      <w:r>
-        <w:rPr>
-          <w:rFonts w:eastAsia="Times New Roman"/>
-        </w:rPr>
-        <w:t>self-management</w:t>
-      </w:r>
-      <w:proofErr w:type="spellEnd"/>
-      <w:r>
-        <w:rPr>
-          <w:rFonts w:eastAsia="Times New Roman"/>
-        </w:rPr>
-        <w:t xml:space="preserve"> merupakan kemampuan untuk mengelola emosi, pikiran, dan perilaku secara efektif dalam berbagai situasi. Ketika remaja belajar mengenali “badai emosi” dan menggunakan teknik STOP, mereka tidak hanya belajar menahan reaksi sesaat, tetapi juga belajar memahami dirinya dan memilih perilaku yang sesuai dengan nilai serta tujuan yang ingin dicapai.</w:t>
-      </w:r>
-    </w:p>
-    <w:p>
-      <w:pPr>
-        <w:spacing w:before="200" w:after="120"/>
-        <w:jc w:val="both"/>
-      </w:pPr>
-      <w:r>
-        <w:rPr>
-          <w:rFonts w:eastAsia="Times New Roman"/>
-          <w:b/>
-          <w:bCs/>
-        </w:rPr>
-        <w:t xml:space="preserve">G. Memilih </w:t>
-      </w:r>
-      <w:proofErr w:type="spellStart"/>
-      <w:r>
-        <w:rPr>
-          <w:rFonts w:eastAsia="Times New Roman"/>
-          <w:b/>
-          <w:bCs/>
-        </w:rPr>
-        <w:t>Respon</w:t>
-      </w:r>
-      <w:proofErr w:type="spellEnd"/>
-      <w:r>
-        <w:rPr>
-          <w:rFonts w:eastAsia="Times New Roman"/>
-          <w:b/>
-          <w:bCs/>
-        </w:rPr>
         <w:t xml:space="preserve"> yang Lebih Sehat</w:t>
       </w:r>
     </w:p>
@@ -4363,7 +3354,6 @@
         </w:rPr>
         <w:t xml:space="preserve">Ketika menghadapi masalah, setiap orang memiliki pilihan untuk menentukan </w:t>
       </w:r>
-      <w:proofErr w:type="spellStart"/>
       <w:r>
         <w:rPr>
           <w:rFonts w:eastAsia="Times New Roman"/>
@@ -4374,71 +3364,50 @@
         <w:rPr>
           <w:rFonts w:eastAsia="Times New Roman"/>
         </w:rPr>
-        <w:t>nya</w:t>
-      </w:r>
-      <w:proofErr w:type="spellEnd"/>
+        <w:t xml:space="preserve">nya. </w:t>
+      </w:r>
       <w:r>
         <w:rPr>
           <w:rFonts w:eastAsia="Times New Roman"/>
         </w:rPr>
-        <w:t xml:space="preserve">. </w:t>
-      </w:r>
-      <w:proofErr w:type="spellStart"/>
+        <w:t>Respon</w:t>
+      </w:r>
       <w:r>
         <w:rPr>
           <w:rFonts w:eastAsia="Times New Roman"/>
         </w:rPr>
-        <w:t>Respon</w:t>
-      </w:r>
-      <w:proofErr w:type="spellEnd"/>
+        <w:t xml:space="preserve"> yang muncul secara spontan belum tentu menjadi </w:t>
+      </w:r>
       <w:r>
         <w:rPr>
           <w:rFonts w:eastAsia="Times New Roman"/>
         </w:rPr>
-        <w:t xml:space="preserve"> yang muncul secara spontan belum tentu menjadi </w:t>
-      </w:r>
-      <w:proofErr w:type="spellStart"/>
+        <w:t>respon</w:t>
+      </w:r>
       <w:r>
         <w:rPr>
           <w:rFonts w:eastAsia="Times New Roman"/>
         </w:rPr>
+        <w:t xml:space="preserve"> yang paling tepat. Misalnya, ketika hasil kerja kelompok dianggap kurang bagus oleh teman, seseorang mungkin ingin membalas dengan kata-kata kasar atau langsung menjauh. Namun, setelah menggunakan teknik STOP, kita dapat mempertimbangkan </w:t>
+      </w:r>
+      <w:r>
+        <w:rPr>
+          <w:rFonts w:eastAsia="Times New Roman"/>
+        </w:rPr>
         <w:t>respon</w:t>
       </w:r>
-      <w:proofErr w:type="spellEnd"/>
       <w:r>
         <w:rPr>
           <w:rFonts w:eastAsia="Times New Roman"/>
         </w:rPr>
-        <w:t xml:space="preserve"> yang paling tepat. Misalnya, ketika hasil kerja kelompok dianggap kurang bagus oleh teman, seseorang mungkin ingin membalas dengan kata-kata kasar atau langsung menjauh. Namun, setelah menggunakan teknik STOP, kita dapat mempertimbangkan </w:t>
-      </w:r>
-      <w:proofErr w:type="spellStart"/>
+        <w:t xml:space="preserve"> lain seperti menjelaskan usaha yang sudah dilakukan, mendengarkan pendapat teman, atau mencari dukungan dari guru maupun teman yang dipercaya. Dengan demikian, regulasi emosi membantu kita berpindah dari “bereaksi karena emosi” menjadi “me</w:t>
+      </w:r>
       <w:r>
         <w:rPr>
           <w:rFonts w:eastAsia="Times New Roman"/>
         </w:rPr>
         <w:t>respon</w:t>
       </w:r>
-      <w:proofErr w:type="spellEnd"/>
-      <w:r>
-        <w:rPr>
-          <w:rFonts w:eastAsia="Times New Roman"/>
-        </w:rPr>
-        <w:t xml:space="preserve"> lain seperti menjelaskan usaha yang sudah dilakukan, mendengarkan pendapat teman, atau mencari dukungan dari guru maupun teman yang dipercaya. Dengan demikian, regulasi emosi membantu kita berpindah dari “bereaksi karena emosi” menjadi “</w:t>
-      </w:r>
-      <w:proofErr w:type="spellStart"/>
-      <w:r>
-        <w:rPr>
-          <w:rFonts w:eastAsia="Times New Roman"/>
-        </w:rPr>
-        <w:t>me</w:t>
-      </w:r>
-      <w:r>
-        <w:rPr>
-          <w:rFonts w:eastAsia="Times New Roman"/>
-        </w:rPr>
-        <w:t>respon</w:t>
-      </w:r>
-      <w:proofErr w:type="spellEnd"/>
       <w:r>
         <w:rPr>
           <w:rFonts w:eastAsia="Times New Roman"/>
@@ -4515,30 +3484,14 @@
         <w:rPr>
           <w:rFonts w:eastAsia="Times New Roman"/>
         </w:rPr>
-        <w:t xml:space="preserve">Kenali emosi, </w:t>
-      </w:r>
-      <w:proofErr w:type="spellStart"/>
+        <w:t xml:space="preserve">Kenali emosi, pahami diri, pilih </w:t>
+      </w:r>
       <w:r>
         <w:rPr>
           <w:rFonts w:eastAsia="Times New Roman"/>
         </w:rPr>
-        <w:t>pahami</w:t>
-      </w:r>
-      <w:proofErr w:type="spellEnd"/>
-      <w:r>
-        <w:rPr>
-          <w:rFonts w:eastAsia="Times New Roman"/>
-        </w:rPr>
-        <w:t xml:space="preserve"> diri, pilih </w:t>
-      </w:r>
-      <w:proofErr w:type="spellStart"/>
-      <w:r>
-        <w:rPr>
-          <w:rFonts w:eastAsia="Times New Roman"/>
-        </w:rPr>
         <w:t>respon</w:t>
       </w:r>
-      <w:proofErr w:type="spellEnd"/>
       <w:r>
         <w:rPr>
           <w:rFonts w:eastAsia="Times New Roman"/>
@@ -4557,14 +3510,12 @@
         </w:rPr>
         <w:t xml:space="preserve">1. Mengenali “badai” emosi diri (pemicu, pikiran, perasaan, </w:t>
       </w:r>
-      <w:proofErr w:type="spellStart"/>
       <w:r>
         <w:rPr>
           <w:rFonts w:eastAsia="Times New Roman"/>
         </w:rPr>
         <w:t>respon</w:t>
       </w:r>
-      <w:proofErr w:type="spellEnd"/>
       <w:r>
         <w:rPr>
           <w:rFonts w:eastAsia="Times New Roman"/>
@@ -4589,90 +3540,8 @@
           <w:i/>
           <w:iCs/>
         </w:rPr>
-        <w:t xml:space="preserve">Stop, </w:t>
-      </w:r>
-      <w:proofErr w:type="spellStart"/>
-      <w:r>
-        <w:rPr>
-          <w:rFonts w:eastAsia="Times New Roman"/>
-          <w:i/>
-          <w:iCs/>
-        </w:rPr>
-        <w:t>Take</w:t>
-      </w:r>
-      <w:proofErr w:type="spellEnd"/>
-      <w:r>
-        <w:rPr>
-          <w:rFonts w:eastAsia="Times New Roman"/>
-          <w:i/>
-          <w:iCs/>
-        </w:rPr>
-        <w:t xml:space="preserve"> a Step </w:t>
-      </w:r>
-      <w:proofErr w:type="spellStart"/>
-      <w:r>
-        <w:rPr>
-          <w:rFonts w:eastAsia="Times New Roman"/>
-          <w:i/>
-          <w:iCs/>
-        </w:rPr>
-        <w:t>Back</w:t>
-      </w:r>
-      <w:proofErr w:type="spellEnd"/>
-      <w:r>
-        <w:rPr>
-          <w:rFonts w:eastAsia="Times New Roman"/>
-          <w:i/>
-          <w:iCs/>
-        </w:rPr>
-        <w:t xml:space="preserve">, </w:t>
-      </w:r>
-      <w:proofErr w:type="spellStart"/>
-      <w:r>
-        <w:rPr>
-          <w:rFonts w:eastAsia="Times New Roman"/>
-          <w:i/>
-          <w:iCs/>
-        </w:rPr>
-        <w:t>Observe</w:t>
-      </w:r>
-      <w:proofErr w:type="spellEnd"/>
-      <w:r>
-        <w:rPr>
-          <w:rFonts w:eastAsia="Times New Roman"/>
-          <w:i/>
-          <w:iCs/>
-        </w:rPr>
-        <w:t xml:space="preserve">, </w:t>
-      </w:r>
-      <w:proofErr w:type="spellStart"/>
-      <w:r>
-        <w:rPr>
-          <w:rFonts w:eastAsia="Times New Roman"/>
-          <w:i/>
-          <w:iCs/>
-        </w:rPr>
-        <w:t>Proceed</w:t>
-      </w:r>
-      <w:proofErr w:type="spellEnd"/>
-      <w:r>
-        <w:rPr>
-          <w:rFonts w:eastAsia="Times New Roman"/>
-          <w:i/>
-          <w:iCs/>
-        </w:rPr>
-        <w:t xml:space="preserve"> </w:t>
-      </w:r>
-      <w:proofErr w:type="spellStart"/>
-      <w:r>
-        <w:rPr>
-          <w:rFonts w:eastAsia="Times New Roman"/>
-          <w:i/>
-          <w:iCs/>
-        </w:rPr>
-        <w:t>Mindfully</w:t>
-      </w:r>
-      <w:proofErr w:type="spellEnd"/>
+        <w:t>Stop, Take a Step Back, Observe, Proceed Mindfully</w:t>
+      </w:r>
       <w:r>
         <w:rPr>
           <w:rFonts w:eastAsia="Times New Roman"/>
@@ -4691,14 +3560,12 @@
         </w:rPr>
         <w:t xml:space="preserve">3. Memilih </w:t>
       </w:r>
-      <w:proofErr w:type="spellStart"/>
       <w:r>
         <w:rPr>
           <w:rFonts w:eastAsia="Times New Roman"/>
         </w:rPr>
         <w:t>respon</w:t>
       </w:r>
-      <w:proofErr w:type="spellEnd"/>
       <w:r>
         <w:rPr>
           <w:rFonts w:eastAsia="Times New Roman"/>
@@ -4946,7 +3813,6 @@
               <w:spacing w:after="0" w:line="360" w:lineRule="auto"/>
               <w:jc w:val="center"/>
             </w:pPr>
-            <w:proofErr w:type="spellStart"/>
             <w:r>
               <w:rPr>
                 <w:rFonts w:eastAsia="Calibri"/>
@@ -4955,7 +3821,6 @@
               </w:rPr>
               <w:t>No</w:t>
             </w:r>
-            <w:proofErr w:type="spellEnd"/>
           </w:p>
         </w:tc>
         <w:tc>
@@ -6530,7 +5395,6 @@
               <w:spacing w:after="0" w:line="360" w:lineRule="auto"/>
               <w:jc w:val="center"/>
             </w:pPr>
-            <w:proofErr w:type="spellStart"/>
             <w:r>
               <w:rPr>
                 <w:rFonts w:eastAsia="Calibri"/>
@@ -6539,7 +5403,6 @@
               </w:rPr>
               <w:t>No</w:t>
             </w:r>
-            <w:proofErr w:type="spellEnd"/>
           </w:p>
         </w:tc>
         <w:tc>
@@ -7131,14 +5994,12 @@
               </w:rPr>
               <w:t xml:space="preserve">Saya mampu mengenali pemicu, pikiran, perasaan, </w:t>
             </w:r>
-            <w:proofErr w:type="spellStart"/>
             <w:r>
               <w:rPr>
                 <w:rFonts w:eastAsia="Times New Roman"/>
               </w:rPr>
               <w:t>respon</w:t>
             </w:r>
-            <w:proofErr w:type="spellEnd"/>
             <w:r>
               <w:rPr>
                 <w:rFonts w:eastAsia="Times New Roman"/>
@@ -8587,14 +7448,12 @@
               </w:rPr>
               <w:t xml:space="preserve">Saya akan berusaha memilih </w:t>
             </w:r>
-            <w:proofErr w:type="spellStart"/>
             <w:r>
               <w:rPr>
                 <w:rFonts w:eastAsia="Times New Roman"/>
               </w:rPr>
               <w:t>respon</w:t>
             </w:r>
-            <w:proofErr w:type="spellEnd"/>
             <w:r>
               <w:rPr>
                 <w:rFonts w:eastAsia="Times New Roman"/>
@@ -9805,7 +8664,6 @@
               <w:spacing w:after="0" w:line="360" w:lineRule="auto"/>
               <w:jc w:val="center"/>
             </w:pPr>
-            <w:proofErr w:type="spellStart"/>
             <w:r>
               <w:rPr>
                 <w:rFonts w:eastAsia="Calibri"/>
@@ -9814,7 +8672,6 @@
               </w:rPr>
               <w:t>No</w:t>
             </w:r>
-            <w:proofErr w:type="spellEnd"/>
           </w:p>
         </w:tc>
         <w:tc>
@@ -10563,21 +9420,7 @@
               <w:rPr>
                 <w:rFonts w:eastAsia="Times New Roman"/>
               </w:rPr>
-              <w:t>Manfaat LKPD “</w:t>
-            </w:r>
-            <w:proofErr w:type="spellStart"/>
-            <w:r>
-              <w:rPr>
-                <w:rFonts w:eastAsia="Times New Roman"/>
-              </w:rPr>
-              <w:t>Singer</w:t>
-            </w:r>
-            <w:proofErr w:type="spellEnd"/>
-            <w:r>
-              <w:rPr>
-                <w:rFonts w:eastAsia="Times New Roman"/>
-              </w:rPr>
-              <w:t xml:space="preserve"> Menghadapi Badai” bagi pemahaman peserta didik</w:t>
+              <w:t>Manfaat LKPD “Singer Menghadapi Badai” bagi pemahaman peserta didik</w:t>
             </w:r>
           </w:p>
         </w:tc>
@@ -11211,79 +10054,7 @@
         <w:szCs w:val="20"/>
         <w:lang w:val="en-US"/>
       </w:rPr>
-      <w:t xml:space="preserve">Jl. Kolonel </w:t>
-    </w:r>
-    <w:proofErr w:type="spellStart"/>
-    <w:r>
-      <w:rPr>
-        <w:sz w:val="20"/>
-        <w:szCs w:val="20"/>
-        <w:lang w:val="en-US"/>
-      </w:rPr>
-      <w:t>Masturi</w:t>
-    </w:r>
-    <w:proofErr w:type="spellEnd"/>
-    <w:r>
-      <w:rPr>
-        <w:sz w:val="20"/>
-        <w:szCs w:val="20"/>
-        <w:lang w:val="en-US"/>
-      </w:rPr>
-      <w:t xml:space="preserve"> No. 64 Desa Jambudipa, </w:t>
-    </w:r>
-    <w:proofErr w:type="spellStart"/>
-    <w:r>
-      <w:rPr>
-        <w:sz w:val="20"/>
-        <w:szCs w:val="20"/>
-        <w:lang w:val="en-US"/>
-      </w:rPr>
-      <w:t>Kec</w:t>
-    </w:r>
-    <w:proofErr w:type="spellEnd"/>
-    <w:r>
-      <w:rPr>
-        <w:sz w:val="20"/>
-        <w:szCs w:val="20"/>
-        <w:lang w:val="en-US"/>
-      </w:rPr>
-      <w:t xml:space="preserve">. </w:t>
-    </w:r>
-    <w:proofErr w:type="spellStart"/>
-    <w:r>
-      <w:rPr>
-        <w:sz w:val="20"/>
-        <w:szCs w:val="20"/>
-        <w:lang w:val="en-US"/>
-      </w:rPr>
-      <w:t>Cisarua</w:t>
-    </w:r>
-    <w:proofErr w:type="spellEnd"/>
-    <w:r>
-      <w:rPr>
-        <w:sz w:val="20"/>
-        <w:szCs w:val="20"/>
-        <w:lang w:val="en-US"/>
-      </w:rPr>
-      <w:t xml:space="preserve">, </w:t>
-    </w:r>
-    <w:proofErr w:type="spellStart"/>
-    <w:r>
-      <w:rPr>
-        <w:sz w:val="20"/>
-        <w:szCs w:val="20"/>
-        <w:lang w:val="en-US"/>
-      </w:rPr>
-      <w:t>Kab</w:t>
-    </w:r>
-    <w:proofErr w:type="spellEnd"/>
-    <w:r>
-      <w:rPr>
-        <w:sz w:val="20"/>
-        <w:szCs w:val="20"/>
-        <w:lang w:val="en-US"/>
-      </w:rPr>
-      <w:t>. Bandung Barat, 40551</w:t>
+      <w:t>Jl. Kolonel Masturi No. 64 Desa Jambudipa, Kec. Cisarua, Kab. Bandung Barat, 40551</w:t>
     </w:r>
   </w:p>
   <w:p>
@@ -11300,41 +10071,13 @@
         <w:lang w:val="en-US"/>
       </w:rPr>
     </w:pPr>
-    <w:proofErr w:type="spellStart"/>
     <w:r>
       <w:rPr>
         <w:sz w:val="20"/>
         <w:szCs w:val="20"/>
         <w:lang w:val="en-US"/>
       </w:rPr>
-      <w:t>Tlp</w:t>
-    </w:r>
-    <w:proofErr w:type="spellEnd"/>
-    <w:r>
-      <w:rPr>
-        <w:sz w:val="20"/>
-        <w:szCs w:val="20"/>
-        <w:lang w:val="en-US"/>
-      </w:rPr>
-      <w:t xml:space="preserve">. 022-2706050/2700350, </w:t>
-    </w:r>
-    <w:proofErr w:type="gramStart"/>
-    <w:r>
-      <w:rPr>
-        <w:sz w:val="20"/>
-        <w:szCs w:val="20"/>
-        <w:lang w:val="en-US"/>
-      </w:rPr>
-      <w:t>Website :</w:t>
-    </w:r>
-    <w:proofErr w:type="gramEnd"/>
-    <w:r>
-      <w:rPr>
-        <w:sz w:val="20"/>
-        <w:szCs w:val="20"/>
-        <w:lang w:val="en-US"/>
-      </w:rPr>
-      <w:t xml:space="preserve"> </w:t>
+      <w:t xml:space="preserve">Tlp. 022-2706050/2700350, Website : </w:t>
     </w:r>
     <w:hyperlink r:id="rId3" w:history="1">
       <w:r>
@@ -11353,25 +10096,7 @@
         <w:szCs w:val="20"/>
         <w:lang w:val="en-US"/>
       </w:rPr>
-      <w:t xml:space="preserve">, </w:t>
-    </w:r>
-    <w:proofErr w:type="gramStart"/>
-    <w:r>
-      <w:rPr>
-        <w:sz w:val="20"/>
-        <w:szCs w:val="20"/>
-        <w:lang w:val="en-US"/>
-      </w:rPr>
-      <w:t>E-mail :</w:t>
-    </w:r>
-    <w:proofErr w:type="gramEnd"/>
-    <w:r>
-      <w:rPr>
-        <w:sz w:val="20"/>
-        <w:szCs w:val="20"/>
-        <w:lang w:val="en-US"/>
-      </w:rPr>
-      <w:t xml:space="preserve"> </w:t>
+      <w:t xml:space="preserve">, E-mail : </w:t>
     </w:r>
     <w:hyperlink r:id="rId4" w:history="1">
       <w:r>
@@ -16527,6 +15252,7 @@
   <w:style w:type="character" w:default="1" w:styleId="FontParagrafDefault">
     <w:name w:val="Default Paragraph Font"/>
     <w:uiPriority w:val="1"/>
+    <w:semiHidden/>
     <w:unhideWhenUsed/>
   </w:style>
   <w:style w:type="table" w:default="1" w:styleId="TabelNormal">
